--- a/交付文档/试运行文档/实验室库存管理系统试运行文档合集.docx
+++ b/交付文档/试运行文档/实验室库存管理系统试运行文档合集.docx
@@ -955,11 +955,7 @@
         <w:spacing w:after="20"/>
       </w:pPr>
       <w:r>
-        <w:rPr>
-          <w:rFonts w:ascii="Microsoft YaHei" w:hAnsi="Microsoft YaHei" w:eastAsia="Microsoft YaHei" w:cs="Microsoft YaHei"/>
-          <w:sz w:val="21"/>
-        </w:rPr>
-        <w:t>统计卡：总物料表示当前有在库记录的产品数；预警表示“临期或低库存”的产品并集；今日入库和今日出库对应当天实际记录数。</w:t>
+        <w:t>统计卡：总物料表示当前有在库记录的产品数；预警表示“临期或低库存”的产品并集；今日入库会统计当天新增入库与化材补料，今日出库对应当天实际出库记录数。</w:t>
       </w:r>
     </w:p>
     <w:p>
@@ -1122,11 +1118,7 @@
         <w:spacing w:after="20"/>
       </w:pPr>
       <w:r>
-        <w:rPr>
-          <w:rFonts w:ascii="Microsoft YaHei" w:hAnsi="Microsoft YaHei" w:eastAsia="Microsoft YaHei" w:cs="Microsoft YaHei"/>
-          <w:sz w:val="21"/>
-        </w:rPr>
-        <w:t>标签编号：必填，格式为 L + 6 位数字。系统会先做格式校验，再校验是否重复。</w:t>
+        <w:t>标签编号：必填，格式为 L + 6 位数字。系统会先做格式校验，再校验是否冲突；若是同标签、同产品代码、同批号且原标签仍在库的化材，系统会转入补料确认。</w:t>
       </w:r>
     </w:p>
     <w:p>
@@ -1236,11 +1228,7 @@
         <w:spacing w:after="20"/>
       </w:pPr>
       <w:r>
-        <w:rPr>
-          <w:rFonts w:ascii="Microsoft YaHei" w:hAnsi="Microsoft YaHei" w:eastAsia="Microsoft YaHei" w:cs="Microsoft YaHei"/>
-          <w:sz w:val="21"/>
-        </w:rPr>
-        <w:t>先导出系统当前最新的库存入库模板（.xlsx）。</w:t>
+        <w:t>先导出系统当前最新的库存入库模板（.xlsx）；若库区、类别或模板结构刚调整过，应重新导出。</w:t>
       </w:r>
     </w:p>
     <w:p>
@@ -1249,11 +1237,7 @@
         <w:spacing w:after="20"/>
       </w:pPr>
       <w:r>
-        <w:rPr>
-          <w:rFonts w:ascii="Microsoft YaHei" w:hAnsi="Microsoft YaHei" w:eastAsia="Microsoft YaHei" w:cs="Microsoft YaHei"/>
-          <w:sz w:val="21"/>
-        </w:rPr>
-        <w:t>按模板填写后另存为 CSV。</w:t>
+        <w:t>按模板填写后，直接上传 .xlsx 文件；当前不再支持 CSV。</w:t>
       </w:r>
     </w:p>
     <w:p>
@@ -1262,11 +1246,7 @@
         <w:spacing w:after="20"/>
       </w:pPr>
       <w:r>
-        <w:rPr>
-          <w:rFonts w:ascii="Microsoft YaHei" w:hAnsi="Microsoft YaHei" w:eastAsia="Microsoft YaHei" w:cs="Microsoft YaHei"/>
-          <w:sz w:val="21"/>
-        </w:rPr>
-        <w:t>上传 CSV，先看系统预览，再确认正式入库。</w:t>
+        <w:t>上传 .xlsx 后，先看系统预览，再确认正式入库。</w:t>
       </w:r>
     </w:p>
     <w:p>
@@ -1301,11 +1281,7 @@
         <w:spacing w:after="20"/>
       </w:pPr>
       <w:r>
-        <w:rPr>
-          <w:rFonts w:ascii="Microsoft YaHei" w:hAnsi="Microsoft YaHei" w:eastAsia="Microsoft YaHei" w:cs="Microsoft YaHei"/>
-          <w:sz w:val="21"/>
-        </w:rPr>
-        <w:t>模板中的库区、类别和填写说明来自当前系统配置，不建议复用旧模板。</w:t>
+        <w:t>模板中的库区、类别和填写说明来自当前系统配置，不建议长期复用旧模板。</w:t>
       </w:r>
     </w:p>
     <w:p>
@@ -1327,11 +1303,7 @@
         <w:spacing w:after="20"/>
       </w:pPr>
       <w:r>
-        <w:rPr>
-          <w:rFonts w:ascii="Microsoft YaHei" w:hAnsi="Microsoft YaHei" w:eastAsia="Microsoft YaHei" w:cs="Microsoft YaHei"/>
-          <w:sz w:val="21"/>
-        </w:rPr>
-        <w:t>预览结果会区分“有效 / 错误 / 提醒”。其中“疑似重复入库”只作为提醒，不会自动拦截；真正阻断仍以标签编号重复、产品代码无效、日期非法等错误为准。</w:t>
+        <w:t>预览结果会区分“有效 / 错误 / 提醒 / 待补料”。其中化材若命中“同标签、同产品代码、同批号、原标签仍在库”，会显示“待补料”，确认后按补料入库；膜材重复标签仍会直接报错。“疑似重复入库”仍只作为提醒，不会自动拦截；真正阻断以产品代码无效、日期非法、库区无效或不满足补料条件的标签冲突为准。</w:t>
       </w:r>
     </w:p>
     <w:p>
@@ -1413,6 +1385,11 @@
       </w:r>
     </w:p>
     <w:p>
+      <w:r>
+        <w:t>若扫到已存在的化材标签，且原标签仍在库、产品代码一致、批号一致，该条会以“待补料”进入列表并在提交前统一确认；膜材重复标签或条件不一致仍会在扫码阶段直接拦截。</w:t>
+      </w:r>
+    </w:p>
+    <w:p>
       <w:pPr>
         <w:pStyle w:val="Heading2"/>
         <w:spacing w:before="120" w:after="80"/>
@@ -1612,11 +1589,7 @@
         <w:spacing w:after="20"/>
       </w:pPr>
       <w:r>
-        <w:rPr>
-          <w:rFonts w:ascii="Microsoft YaHei" w:hAnsi="Microsoft YaHei" w:eastAsia="Microsoft YaHei" w:cs="Microsoft YaHei"/>
-          <w:sz w:val="21"/>
-        </w:rPr>
-        <w:t>当前导出的是信息标签 Excel，不包含单独的二维码字段。</w:t>
+        <w:t>当前导出的是信息标签 Excel（.xlsx），不包含单独的二维码字段。</w:t>
       </w:r>
     </w:p>
     <w:p>
@@ -1638,11 +1611,17 @@
         <w:spacing w:after="60"/>
       </w:pPr>
       <w:r>
-        <w:rPr>
-          <w:rFonts w:ascii="Microsoft YaHei" w:hAnsi="Microsoft YaHei" w:eastAsia="Microsoft YaHei" w:cs="Microsoft YaHei"/>
-          <w:sz w:val="21"/>
-        </w:rPr>
-        <w:t>操作日志用于追溯入库、领用等业务动作；“我的申请”用于普通用户查看自己提交的建档申请状态和驳回原因。</w:t>
+        <w:t>操作日志当前对所有 active 用户开放，用于追溯入库、补料、领用、纠错、移库和删除等业务动作；“我的申请”用于普通用户查看自己提交的建档申请状态和驳回原因。</w:t>
+      </w:r>
+    </w:p>
+    <w:p>
+      <w:r>
+        <w:t>当前可按产品代码 / 物料名称 / 标签编号 / 批号 / 操作人 / 类型 / 描述 / 备注搜索，并可按时间、类型和操作人筛选。</w:t>
+      </w:r>
+    </w:p>
+    <w:p>
+      <w:r>
+        <w:t>入库类型日志支持发起库存纠错申请，管理员会在审批中心的“库存纠错”页签处理；若该入库记录已有后续数量动作，当前版本可能无法直接通过纠错。</w:t>
       </w:r>
     </w:p>
     <w:p>
@@ -1690,11 +1669,7 @@
         <w:spacing w:after="60"/>
       </w:pPr>
       <w:r>
-        <w:rPr>
-          <w:rFonts w:ascii="Microsoft YaHei" w:hAnsi="Microsoft YaHei" w:eastAsia="Microsoft YaHei" w:cs="Microsoft YaHei"/>
-          <w:sz w:val="21"/>
-        </w:rPr>
-        <w:t>审批中心当前分为“物料审批”和“人员审批”两个页签。</w:t>
+        <w:t>审批中心当前分为“物料审批”“人员审批”和“库存纠错”三个页签。</w:t>
       </w:r>
     </w:p>
     <w:p>
@@ -1721,6 +1696,11 @@
           <w:sz w:val="21"/>
         </w:rPr>
         <w:t>人员审批：管理员可审批新注册用户，审批通过后该用户进入 active 状态。</w:t>
+      </w:r>
+    </w:p>
+    <w:p>
+      <w:r>
+        <w:t>库存纠错：管理员可审批用户从入库日志发起的数量纠错申请，页面会展示标签编号、产品代码、原数量、申请数量和原因。</w:t>
       </w:r>
     </w:p>
     <w:p>
@@ -1793,11 +1773,7 @@
         <w:spacing w:after="60"/>
       </w:pPr>
       <w:r>
-        <w:rPr>
-          <w:rFonts w:ascii="Microsoft YaHei" w:hAnsi="Microsoft YaHei" w:eastAsia="Microsoft YaHei" w:cs="Microsoft YaHei"/>
-          <w:sz w:val="21"/>
-        </w:rPr>
-        <w:t>管理员仍可通过物料管理页进入物料导入链路。当前做法是：导出最新主数据模板、填写后另存为 CSV、上传预览、确认导入。模板会带当前子类别和默认单位说明，不建议复用旧文件。</w:t>
+        <w:t>管理员仍可通过物料管理页进入物料导入链路。当前做法是：导出最新主数据模板、填写后直接上传 .xlsx、先看预览、再确认导入。若刚调整过子类别，建议重新导出模板。模板会带当前子类别和默认单位说明，不建议长期复用旧文件。</w:t>
       </w:r>
     </w:p>
     <w:p>
@@ -4462,11 +4438,7 @@
         <w:ind w:left="283"/>
       </w:pPr>
       <w:r>
-        <w:rPr>
-          <w:rFonts w:ascii="Microsoft YaHei" w:hAnsi="Microsoft YaHei" w:eastAsia="Microsoft YaHei" w:cs="Microsoft YaHei"/>
-          <w:sz w:val="21"/>
-        </w:rPr>
-        <w:t>操作步骤：先导出最新模板；填写两条新主数据 J-020、M-020；另存为 CSV；上传并确认导入。</w:t>
+        <w:t>操作步骤：先导出最新模板；填写两条新主数据 J-020、M-020；直接上传 .xlsx；预览后确认导入。</w:t>
       </w:r>
     </w:p>
     <w:p>
